--- a/Proyecto_Integrador_ICONTEC_Calculadora_Basica.docx
+++ b/Proyecto_Integrador_ICONTEC_Calculadora_Basica.docx
@@ -326,8 +326,16 @@
     <w:p>
       <w:pPr>
         <w:jc w:val="both"/>
-      </w:pPr>
-      <w:r>
+        <w:rPr>
+          <w:i/>
+          <w:iCs/>
+        </w:rPr>
+      </w:pPr>
+      <w:r>
+        <w:rPr>
+          <w:i/>
+          <w:iCs/>
+        </w:rPr>
         <w:t>Proyecto integrador presentado como trabajo académico para aplicar los conocimientos básicos de programación y desarrollo web adquiridos durante el proceso de formación.</w:t>
       </w:r>
     </w:p>
@@ -365,6 +373,14 @@
       </w:pPr>
       <w:r>
         <w:t>4.1 Objetivo general</w:t>
+      </w:r>
+    </w:p>
+    <w:p>
+      <w:pPr>
+        <w:spacing w:line="360" w:lineRule="auto"/>
+      </w:pPr>
+      <w:r>
+        <w:t>4.2 Objetivos específicos</w:t>
       </w:r>
       <w:r>
         <w:br/>
@@ -424,7 +440,11 @@
         <w:spacing w:line="360" w:lineRule="auto"/>
       </w:pPr>
       <w:r>
-        <w:t>En diferentes actividades académicas y cotidianas es necesario realizar operaciones matemáticas de manera rápida. Aunque existen muchas calculadoras, desarrollar una propia permite comprender cómo funcionan las operaciones y cómo se puede crear una herramienta interactiva mediante programación. Por esta razón, se plantea la creación de una calculadora básica que sea sencilla y fácil de utilizar.</w:t>
+        <w:t xml:space="preserve">En diferentes actividades académicas y cotidianas es necesario realizar operaciones matemáticas de manera rápida. Aunque existen muchas calculadoras, desarrollar una propia permite comprender cómo funcionan las operaciones y cómo se puede crear una herramienta interactiva mediante </w:t>
+      </w:r>
+      <w:r>
+        <w:lastRenderedPageBreak/>
+        <w:t>programación. Por esta razón, se plantea la creación de una calculadora básica que sea sencilla y fácil de utilizar.</w:t>
       </w:r>
     </w:p>
     <w:p>
@@ -504,6 +524,8 @@
       </w:r>
       <w:r>
         <w:br/>
+      </w:r>
+      <w:r>
         <w:t>• Utilizar funciones para organizar el código.</w:t>
       </w:r>
       <w:r>
@@ -544,7 +566,6 @@
         <w:br/>
       </w:r>
       <w:r>
-        <w:br/>
         <w:t>Entre los conceptos principales utilizados se encuentran las variables, que almacenan datos; los operadores matemáticos, que permiten realizar cálculos y las funciones, que permiten organizar instrucciones que realizan una tarea determinada.</w:t>
       </w:r>
     </w:p>
@@ -560,7 +581,6 @@
         <w:rPr>
           <w:b/>
         </w:rPr>
-        <w:lastRenderedPageBreak/>
         <w:t xml:space="preserve">6. </w:t>
       </w:r>
       <w:r>
@@ -594,6 +614,8 @@
       </w:r>
       <w:r>
         <w:br/>
+      </w:r>
+      <w:r>
         <w:t>La calculadora contará con las operaciones deTambién puede incluir un botón para borrar la información ingresada y otro para mostrar el resultado.</w:t>
       </w:r>
       <w:r>
@@ -608,6 +630,8 @@
       </w:r>
       <w:r>
         <w:br/>
+      </w:r>
+      <w:r>
         <w:t xml:space="preserve">El proyecto puede ser ampliado posteriormente agregando funciones como porcentaje, números decimales, historial de operaciones o un diseño </w:t>
       </w:r>
       <w:r>
@@ -644,53 +668,75 @@
     </w:p>
     <w:p>
       <w:pPr>
+        <w:tabs>
+          <w:tab w:val="left" w:pos="924"/>
+        </w:tabs>
         <w:rPr>
-          <w:rStyle w:val="Ttulo1Car"/>
+          <w:i/>
+          <w:iCs/>
         </w:rPr>
       </w:pPr>
       <w:r>
         <w:rPr>
           <w:b/>
+          <w:bCs/>
+          <w:i/>
+          <w:iCs/>
         </w:rPr>
-        <w:t xml:space="preserve">8. </w:t>
+        <w:t>Interfaz de la Calculadora de Volúmenes</w:t>
       </w:r>
       <w:r>
         <w:rPr>
-          <w:rStyle w:val="Ttulo1Car"/>
+          <w:b/>
+          <w:bCs/>
+          <w:i/>
+          <w:iCs/>
         </w:rPr>
-        <w:t>BIBLIOGRAFÍA</w:t>
+        <w:t>:</w:t>
       </w:r>
     </w:p>
     <w:p>
       <w:pPr>
+        <w:tabs>
+          <w:tab w:val="left" w:pos="924"/>
+        </w:tabs>
         <w:rPr>
-          <w:rStyle w:val="Ttulo1Car"/>
+          <w:rFonts w:ascii="Bookman Old Style" w:hAnsi="Bookman Old Style"/>
         </w:rPr>
       </w:pPr>
       <w:r>
         <w:rPr>
-          <w:rStyle w:val="Ttulo1Car"/>
+          <w:rFonts w:ascii="Bookman Old Style" w:hAnsi="Bookman Old Style"/>
         </w:rPr>
-        <w:t>Tailwindcss</w:t>
+        <w:t xml:space="preserve">En esta sección de la aplicación nos encontramos con la </w:t>
+      </w:r>
+      <w:r>
+        <w:rPr>
+          <w:rFonts w:ascii="Bookman Old Style" w:hAnsi="Bookman Old Style"/>
+          <w:b/>
+          <w:bCs/>
+        </w:rPr>
+        <w:t>Calculadora de Volúmenes</w:t>
+      </w:r>
+      <w:r>
+        <w:rPr>
+          <w:rFonts w:ascii="Bookman Old Style" w:hAnsi="Bookman Old Style"/>
+        </w:rPr>
+        <w:t xml:space="preserve">, diseñada para obtener de forma rápida y sencilla el espacio que ocupa una figura geométrica. </w:t>
       </w:r>
     </w:p>
     <w:p>
-      <w:r>
-        <w:t>https://tailwindcss.com/docs/styling-with-utility-classes</w:t>
-      </w:r>
+      <w:pPr>
+        <w:pStyle w:val="Ttulo1"/>
+        <w:jc w:val="center"/>
+      </w:pPr>
     </w:p>
     <w:p>
       <w:pPr>
-        <w:spacing w:line="360" w:lineRule="auto"/>
-      </w:pPr>
-    </w:p>
-    <w:p>
-      <w:pPr>
         <w:pStyle w:val="Ttulo1"/>
         <w:jc w:val="center"/>
       </w:pPr>
       <w:r>
-        <w:lastRenderedPageBreak/>
         <w:t>Muestra Grafica de</w:t>
       </w:r>
       <w:r>
@@ -710,7 +756,7 @@
           <w:noProof/>
         </w:rPr>
         <w:drawing>
-          <wp:anchor distT="0" distB="0" distL="114300" distR="114300" simplePos="0" relativeHeight="251659264" behindDoc="1" locked="0" layoutInCell="1" allowOverlap="1" wp14:anchorId="547436B8" wp14:editId="7C0C10FD">
+          <wp:anchor distT="0" distB="0" distL="114300" distR="114300" simplePos="0" relativeHeight="251660288" behindDoc="1" locked="0" layoutInCell="1" allowOverlap="1" wp14:anchorId="547436B8" wp14:editId="7C0C10FD">
             <wp:simplePos x="0" y="0"/>
             <wp:positionH relativeFrom="column">
               <wp:posOffset>-615315</wp:posOffset>
@@ -1028,27 +1074,24 @@
         <w:t xml:space="preserve"> </w:t>
       </w:r>
     </w:p>
-    <w:p/>
     <w:p>
-      <w:pPr>
-        <w:jc w:val="center"/>
-      </w:pPr>
-    </w:p>
-    <w:p>
-      <w:pPr>
-        <w:tabs>
-          <w:tab w:val="left" w:pos="924"/>
-        </w:tabs>
-      </w:pPr>
       <w:r>
         <w:rPr>
           <w:noProof/>
         </w:rPr>
         <w:lastRenderedPageBreak/>
         <w:drawing>
-          <wp:inline distT="0" distB="0" distL="0" distR="0" wp14:anchorId="655C640D" wp14:editId="07DA064B">
-            <wp:extent cx="5612130" cy="2690495"/>
-            <wp:effectExtent l="0" t="0" r="7620" b="0"/>
+          <wp:anchor distT="0" distB="0" distL="114300" distR="114300" simplePos="0" relativeHeight="251661312" behindDoc="1" locked="0" layoutInCell="1" allowOverlap="1" wp14:anchorId="655C640D" wp14:editId="063A3EB3">
+            <wp:simplePos x="0" y="0"/>
+            <wp:positionH relativeFrom="column">
+              <wp:posOffset>-760730</wp:posOffset>
+            </wp:positionH>
+            <wp:positionV relativeFrom="paragraph">
+              <wp:posOffset>-165678</wp:posOffset>
+            </wp:positionV>
+            <wp:extent cx="6407727" cy="3071910"/>
+            <wp:effectExtent l="0" t="0" r="0" b="0"/>
+            <wp:wrapNone/>
             <wp:docPr id="471441445" name="Imagen 1"/>
             <wp:cNvGraphicFramePr>
               <a:graphicFrameLocks xmlns:a="http://schemas.openxmlformats.org/drawingml/2006/main" noChangeAspect="1"/>
@@ -1069,7 +1112,7 @@
                   <pic:spPr>
                     <a:xfrm>
                       <a:off x="0" y="0"/>
-                      <a:ext cx="5612130" cy="2690495"/>
+                      <a:ext cx="6407727" cy="3071910"/>
                     </a:xfrm>
                     <a:prstGeom prst="rect">
                       <a:avLst/>
@@ -1078,18 +1121,19 @@
                 </pic:pic>
               </a:graphicData>
             </a:graphic>
-          </wp:inline>
+            <wp14:sizeRelH relativeFrom="margin">
+              <wp14:pctWidth>0</wp14:pctWidth>
+            </wp14:sizeRelH>
+            <wp14:sizeRelV relativeFrom="margin">
+              <wp14:pctHeight>0</wp14:pctHeight>
+            </wp14:sizeRelV>
+          </wp:anchor>
         </w:drawing>
-      </w:r>
-      <w:r>
-        <w:tab/>
       </w:r>
     </w:p>
     <w:p>
       <w:pPr>
-        <w:tabs>
-          <w:tab w:val="left" w:pos="924"/>
-        </w:tabs>
+        <w:jc w:val="center"/>
       </w:pPr>
     </w:p>
     <w:p>
@@ -1097,6 +1141,107 @@
         <w:tabs>
           <w:tab w:val="left" w:pos="924"/>
         </w:tabs>
+      </w:pPr>
+      <w:r>
+        <w:tab/>
+      </w:r>
+    </w:p>
+    <w:p>
+      <w:pPr>
+        <w:tabs>
+          <w:tab w:val="left" w:pos="924"/>
+        </w:tabs>
+      </w:pPr>
+    </w:p>
+    <w:p>
+      <w:pPr>
+        <w:tabs>
+          <w:tab w:val="left" w:pos="924"/>
+        </w:tabs>
+      </w:pPr>
+    </w:p>
+    <w:p>
+      <w:pPr>
+        <w:tabs>
+          <w:tab w:val="left" w:pos="924"/>
+        </w:tabs>
+        <w:rPr>
+          <w:b/>
+          <w:bCs/>
+          <w:i/>
+          <w:iCs/>
+          <w:color w:val="000000" w:themeColor="text1"/>
+        </w:rPr>
+      </w:pPr>
+    </w:p>
+    <w:p>
+      <w:pPr>
+        <w:tabs>
+          <w:tab w:val="left" w:pos="924"/>
+        </w:tabs>
+        <w:rPr>
+          <w:b/>
+          <w:bCs/>
+          <w:i/>
+          <w:iCs/>
+          <w:color w:val="000000" w:themeColor="text1"/>
+        </w:rPr>
+      </w:pPr>
+    </w:p>
+    <w:p>
+      <w:pPr>
+        <w:tabs>
+          <w:tab w:val="left" w:pos="924"/>
+        </w:tabs>
+        <w:rPr>
+          <w:b/>
+          <w:bCs/>
+          <w:i/>
+          <w:iCs/>
+          <w:color w:val="000000" w:themeColor="text1"/>
+        </w:rPr>
+      </w:pPr>
+    </w:p>
+    <w:p>
+      <w:pPr>
+        <w:tabs>
+          <w:tab w:val="left" w:pos="924"/>
+        </w:tabs>
+        <w:rPr>
+          <w:b/>
+          <w:bCs/>
+          <w:i/>
+          <w:iCs/>
+          <w:color w:val="000000" w:themeColor="text1"/>
+        </w:rPr>
+      </w:pPr>
+    </w:p>
+    <w:p>
+      <w:pPr>
+        <w:tabs>
+          <w:tab w:val="left" w:pos="924"/>
+        </w:tabs>
+        <w:rPr>
+          <w:b/>
+          <w:bCs/>
+          <w:i/>
+          <w:iCs/>
+          <w:color w:val="000000" w:themeColor="text1"/>
+        </w:rPr>
+      </w:pPr>
+    </w:p>
+    <w:p>
+      <w:pPr>
+        <w:tabs>
+          <w:tab w:val="left" w:pos="924"/>
+        </w:tabs>
+        <w:rPr>
+          <w:b/>
+          <w:bCs/>
+          <w:i/>
+          <w:iCs/>
+          <w:color w:val="000000" w:themeColor="text1"/>
+        </w:rPr>
       </w:pPr>
     </w:p>
     <w:p>
@@ -1479,15 +1624,36 @@
           <w:tab w:val="left" w:pos="924"/>
         </w:tabs>
       </w:pPr>
+    </w:p>
+    <w:p>
+      <w:pPr>
+        <w:tabs>
+          <w:tab w:val="left" w:pos="924"/>
+        </w:tabs>
+        <w:rPr>
+          <w:b/>
+          <w:bCs/>
+          <w:i/>
+          <w:iCs/>
+        </w:rPr>
+      </w:pPr>
       <w:r>
         <w:rPr>
           <w:noProof/>
         </w:rPr>
         <w:lastRenderedPageBreak/>
         <w:drawing>
-          <wp:inline distT="0" distB="0" distL="0" distR="0" wp14:anchorId="4F695109" wp14:editId="579692D7">
-            <wp:extent cx="5612130" cy="2684780"/>
-            <wp:effectExtent l="0" t="0" r="7620" b="1270"/>
+          <wp:anchor distT="0" distB="0" distL="114300" distR="114300" simplePos="0" relativeHeight="251662336" behindDoc="1" locked="0" layoutInCell="1" allowOverlap="1" wp14:anchorId="4F695109" wp14:editId="07F44EA9">
+            <wp:simplePos x="0" y="0"/>
+            <wp:positionH relativeFrom="column">
+              <wp:posOffset>-774239</wp:posOffset>
+            </wp:positionH>
+            <wp:positionV relativeFrom="paragraph">
+              <wp:posOffset>-476769</wp:posOffset>
+            </wp:positionV>
+            <wp:extent cx="6442364" cy="3081954"/>
+            <wp:effectExtent l="0" t="0" r="0" b="4445"/>
+            <wp:wrapNone/>
             <wp:docPr id="1319397511" name="Imagen 1"/>
             <wp:cNvGraphicFramePr>
               <a:graphicFrameLocks xmlns:a="http://schemas.openxmlformats.org/drawingml/2006/main" noChangeAspect="1"/>
@@ -1508,7 +1674,7 @@
                   <pic:spPr>
                     <a:xfrm>
                       <a:off x="0" y="0"/>
-                      <a:ext cx="5612130" cy="2684780"/>
+                      <a:ext cx="6442364" cy="3081954"/>
                     </a:xfrm>
                     <a:prstGeom prst="rect">
                       <a:avLst/>
@@ -1517,7 +1683,13 @@
                 </pic:pic>
               </a:graphicData>
             </a:graphic>
-          </wp:inline>
+            <wp14:sizeRelH relativeFrom="margin">
+              <wp14:pctWidth>0</wp14:pctWidth>
+            </wp14:sizeRelH>
+            <wp14:sizeRelV relativeFrom="margin">
+              <wp14:pctHeight>0</wp14:pctHeight>
+            </wp14:sizeRelV>
+          </wp:anchor>
         </w:drawing>
       </w:r>
     </w:p>
@@ -1526,19 +1698,138 @@
         <w:tabs>
           <w:tab w:val="left" w:pos="924"/>
         </w:tabs>
-        <w:rPr>
-          <w:i/>
-          <w:iCs/>
-        </w:rPr>
-      </w:pPr>
-      <w:r>
         <w:rPr>
           <w:b/>
           <w:bCs/>
           <w:i/>
           <w:iCs/>
         </w:rPr>
-        <w:t>Interfaz de la Calculadora de Volúmenes</w:t>
+      </w:pPr>
+    </w:p>
+    <w:p>
+      <w:pPr>
+        <w:tabs>
+          <w:tab w:val="left" w:pos="924"/>
+        </w:tabs>
+        <w:rPr>
+          <w:b/>
+          <w:bCs/>
+          <w:i/>
+          <w:iCs/>
+        </w:rPr>
+      </w:pPr>
+    </w:p>
+    <w:p>
+      <w:pPr>
+        <w:tabs>
+          <w:tab w:val="left" w:pos="924"/>
+        </w:tabs>
+        <w:rPr>
+          <w:b/>
+          <w:bCs/>
+          <w:i/>
+          <w:iCs/>
+        </w:rPr>
+      </w:pPr>
+    </w:p>
+    <w:p>
+      <w:pPr>
+        <w:tabs>
+          <w:tab w:val="left" w:pos="924"/>
+        </w:tabs>
+        <w:rPr>
+          <w:b/>
+          <w:bCs/>
+          <w:i/>
+          <w:iCs/>
+        </w:rPr>
+      </w:pPr>
+    </w:p>
+    <w:p>
+      <w:pPr>
+        <w:tabs>
+          <w:tab w:val="left" w:pos="924"/>
+        </w:tabs>
+        <w:rPr>
+          <w:b/>
+          <w:bCs/>
+          <w:i/>
+          <w:iCs/>
+        </w:rPr>
+      </w:pPr>
+    </w:p>
+    <w:p>
+      <w:pPr>
+        <w:tabs>
+          <w:tab w:val="left" w:pos="924"/>
+        </w:tabs>
+        <w:rPr>
+          <w:b/>
+          <w:bCs/>
+          <w:i/>
+          <w:iCs/>
+        </w:rPr>
+      </w:pPr>
+    </w:p>
+    <w:p>
+      <w:pPr>
+        <w:tabs>
+          <w:tab w:val="left" w:pos="924"/>
+        </w:tabs>
+        <w:rPr>
+          <w:b/>
+          <w:bCs/>
+          <w:i/>
+          <w:iCs/>
+        </w:rPr>
+      </w:pPr>
+    </w:p>
+    <w:p>
+      <w:pPr>
+        <w:tabs>
+          <w:tab w:val="left" w:pos="924"/>
+        </w:tabs>
+        <w:rPr>
+          <w:b/>
+          <w:bCs/>
+          <w:i/>
+          <w:iCs/>
+        </w:rPr>
+      </w:pPr>
+    </w:p>
+    <w:p>
+      <w:pPr>
+        <w:tabs>
+          <w:tab w:val="left" w:pos="924"/>
+        </w:tabs>
+        <w:rPr>
+          <w:b/>
+          <w:bCs/>
+          <w:i/>
+          <w:iCs/>
+        </w:rPr>
+      </w:pPr>
+    </w:p>
+    <w:p>
+      <w:pPr>
+        <w:tabs>
+          <w:tab w:val="left" w:pos="924"/>
+        </w:tabs>
+        <w:rPr>
+          <w:b/>
+          <w:bCs/>
+          <w:i/>
+          <w:iCs/>
+        </w:rPr>
+      </w:pPr>
+      <w:r>
+        <w:rPr>
+          <w:b/>
+          <w:bCs/>
+          <w:i/>
+          <w:iCs/>
+        </w:rPr>
+        <w:t>El diseño se divide en las siguientes partes principales</w:t>
       </w:r>
       <w:r>
         <w:rPr>
@@ -1556,51 +1847,12 @@
           <w:tab w:val="left" w:pos="924"/>
         </w:tabs>
         <w:rPr>
-          <w:rFonts w:ascii="Bookman Old Style" w:hAnsi="Bookman Old Style"/>
-        </w:rPr>
-      </w:pPr>
-      <w:r>
-        <w:rPr>
-          <w:rFonts w:ascii="Bookman Old Style" w:hAnsi="Bookman Old Style"/>
-        </w:rPr>
-        <w:t xml:space="preserve">En esta sección de la aplicación nos encontramos con la </w:t>
-      </w:r>
-      <w:r>
-        <w:rPr>
-          <w:rFonts w:ascii="Bookman Old Style" w:hAnsi="Bookman Old Style"/>
-          <w:b/>
-          <w:bCs/>
-        </w:rPr>
-        <w:t>Calculadora de Volúmenes</w:t>
-      </w:r>
-      <w:r>
-        <w:rPr>
-          <w:rFonts w:ascii="Bookman Old Style" w:hAnsi="Bookman Old Style"/>
-        </w:rPr>
-        <w:t xml:space="preserve">, diseñada para obtener de forma rápida y sencilla el espacio que ocupa una figura geométrica. </w:t>
-      </w:r>
-    </w:p>
-    <w:p>
-      <w:pPr>
-        <w:tabs>
-          <w:tab w:val="left" w:pos="924"/>
-        </w:tabs>
-        <w:rPr>
           <w:b/>
           <w:bCs/>
           <w:i/>
           <w:iCs/>
         </w:rPr>
       </w:pPr>
-      <w:r>
-        <w:rPr>
-          <w:b/>
-          <w:bCs/>
-          <w:i/>
-          <w:iCs/>
-        </w:rPr>
-        <w:t>El diseño se divide en las siguientes partes principales</w:t>
-      </w:r>
     </w:p>
     <w:p>
       <w:pPr>
@@ -1885,10 +2137,13 @@
     </w:p>
     <w:p>
       <w:pPr>
-        <w:tabs>
-          <w:tab w:val="left" w:pos="924"/>
-        </w:tabs>
-      </w:pPr>
+        <w:pStyle w:val="Ttulo1"/>
+        <w:jc w:val="center"/>
+      </w:pPr>
+      <w:r>
+        <w:lastRenderedPageBreak/>
+        <w:t>Diagrama de flujo</w:t>
+      </w:r>
     </w:p>
     <w:p>
       <w:pPr>
@@ -1915,7 +2170,7 @@
           <w:noProof/>
         </w:rPr>
         <w:drawing>
-          <wp:inline distT="0" distB="0" distL="0" distR="0" wp14:anchorId="5A5BD6D9" wp14:editId="08371BFB">
+          <wp:inline distT="0" distB="0" distL="0" distR="0" wp14:anchorId="5A5BD6D9" wp14:editId="64CA2829">
             <wp:extent cx="5612130" cy="4575175"/>
             <wp:effectExtent l="0" t="0" r="0" b="0"/>
             <wp:docPr id="1426628977" name="Imagen 1"/>
@@ -1960,13 +2215,209 @@
     </w:p>
     <w:p>
       <w:pPr>
+        <w:rPr>
+          <w:bCs/>
+          <w:i/>
+          <w:iCs/>
+          <w:color w:val="000000" w:themeColor="text1"/>
+        </w:rPr>
+      </w:pPr>
+    </w:p>
+    <w:p>
+      <w:pPr>
+        <w:rPr>
+          <w:bCs/>
+          <w:i/>
+          <w:iCs/>
+          <w:color w:val="000000" w:themeColor="text1"/>
+        </w:rPr>
+      </w:pPr>
+      <w:r>
+        <w:rPr>
+          <w:bCs/>
+          <w:i/>
+          <w:iCs/>
+          <w:color w:val="000000" w:themeColor="text1"/>
+        </w:rPr>
+        <w:t xml:space="preserve">Esta grafica representa de una forma </w:t>
+      </w:r>
+      <w:r>
+        <w:rPr>
+          <w:bCs/>
+          <w:i/>
+          <w:iCs/>
+          <w:color w:val="000000" w:themeColor="text1"/>
+        </w:rPr>
+        <w:t>más</w:t>
+      </w:r>
+      <w:r>
+        <w:rPr>
+          <w:bCs/>
+          <w:i/>
+          <w:iCs/>
+          <w:color w:val="000000" w:themeColor="text1"/>
+        </w:rPr>
+        <w:t xml:space="preserve"> </w:t>
+      </w:r>
+      <w:r>
+        <w:rPr>
+          <w:bCs/>
+          <w:i/>
+          <w:iCs/>
+          <w:color w:val="000000" w:themeColor="text1"/>
+        </w:rPr>
+        <w:t xml:space="preserve">sencilla </w:t>
+      </w:r>
+      <w:r>
+        <w:rPr>
+          <w:bCs/>
+          <w:i/>
+          <w:iCs/>
+          <w:color w:val="000000" w:themeColor="text1"/>
+        </w:rPr>
+        <w:t>como obtener el resultado de cualquier figura seleccionada</w:t>
+      </w:r>
+    </w:p>
+    <w:p>
+      <w:pPr>
+        <w:rPr>
+          <w:b/>
+        </w:rPr>
+      </w:pPr>
+    </w:p>
+    <w:p>
+      <w:pPr>
+        <w:rPr>
+          <w:rFonts w:ascii="Bookman Old Style" w:hAnsi="Bookman Old Style"/>
+          <w:b/>
+        </w:rPr>
+      </w:pPr>
+    </w:p>
+    <w:p>
+      <w:pPr>
+        <w:rPr>
+          <w:b/>
+        </w:rPr>
+      </w:pPr>
+    </w:p>
+    <w:p>
+      <w:pPr>
+        <w:rPr>
+          <w:b/>
+        </w:rPr>
+      </w:pPr>
+    </w:p>
+    <w:p>
+      <w:pPr>
+        <w:rPr>
+          <w:b/>
+        </w:rPr>
+      </w:pPr>
+    </w:p>
+    <w:p>
+      <w:pPr>
+        <w:rPr>
+          <w:rStyle w:val="Ttulo1Car"/>
+        </w:rPr>
+      </w:pPr>
+      <w:r>
+        <w:rPr>
+          <w:b/>
+        </w:rPr>
+        <w:t xml:space="preserve">8. </w:t>
+      </w:r>
+      <w:r>
+        <w:rPr>
+          <w:rStyle w:val="Ttulo1Car"/>
+        </w:rPr>
+        <w:t>BIBLIOGRAFÍA</w:t>
+      </w:r>
+    </w:p>
+    <w:p>
+      <w:pPr>
+        <w:rPr>
+          <w:rStyle w:val="Ttulo1Car"/>
+        </w:rPr>
+      </w:pPr>
+      <w:r>
+        <w:rPr>
+          <w:rStyle w:val="Ttulo1Car"/>
+        </w:rPr>
+        <w:t>Tailwindcss</w:t>
+      </w:r>
+    </w:p>
+    <w:p>
+      <w:hyperlink r:id="rId12" w:history="1">
+        <w:r>
+          <w:rPr>
+            <w:rStyle w:val="Hipervnculo"/>
+          </w:rPr>
+          <w:t>https://tailwindcss.com/docs/styling-with-utility-classes</w:t>
+        </w:r>
+      </w:hyperlink>
+    </w:p>
+    <w:p>
+      <w:pPr>
+        <w:pStyle w:val="Ttulo1"/>
+      </w:pPr>
+      <w:r>
+        <w:t>Google Font</w:t>
+      </w:r>
+    </w:p>
+    <w:p>
+      <w:pPr>
+        <w:tabs>
+          <w:tab w:val="left" w:pos="924"/>
+        </w:tabs>
+      </w:pPr>
+      <w:hyperlink r:id="rId13" w:history="1">
+        <w:r>
+          <w:rPr>
+            <w:rStyle w:val="Hipervnculo"/>
+          </w:rPr>
+          <w:t>https://fonts.google.com/selection/embed</w:t>
+        </w:r>
+      </w:hyperlink>
+    </w:p>
+    <w:p>
+      <w:pPr>
+        <w:pStyle w:val="Ttulo1"/>
+      </w:pPr>
+      <w:r>
+        <w:t>Cloudflare</w:t>
+      </w:r>
+    </w:p>
+    <w:p>
+      <w:pPr>
+        <w:tabs>
+          <w:tab w:val="left" w:pos="924"/>
+        </w:tabs>
+      </w:pPr>
+      <w:hyperlink r:id="rId14" w:history="1">
+        <w:r>
+          <w:rPr>
+            <w:rStyle w:val="Hipervnculo"/>
+          </w:rPr>
+          <w:t>https://cdnjs.cloudflare.com/ajax/libs/font-awesome/6.4.0/css/all.min.css</w:t>
+        </w:r>
+      </w:hyperlink>
+    </w:p>
+    <w:p>
+      <w:pPr>
+        <w:tabs>
+          <w:tab w:val="left" w:pos="924"/>
+        </w:tabs>
+      </w:pPr>
+    </w:p>
+    <w:p>
+      <w:pPr>
         <w:tabs>
           <w:tab w:val="left" w:pos="924"/>
         </w:tabs>
       </w:pPr>
     </w:p>
     <w:sectPr>
-      <w:footerReference w:type="default" r:id="rId12"/>
+      <w:footerReference w:type="default" r:id="rId15"/>
       <w:pgSz w:w="12240" w:h="15840"/>
       <w:pgMar w:top="1701" w:right="1134" w:bottom="1701" w:left="2268" w:header="720" w:footer="720" w:gutter="0"/>
       <w:pgNumType w:start="0"/>
@@ -2013,6 +2464,7 @@
         <w:docPartUnique/>
       </w:docPartObj>
     </w:sdtPr>
+    <w:sdtEndPr/>
     <w:sdtContent>
       <w:p>
         <w:pPr>
@@ -5125,6 +5577,7 @@
   <w:style w:type="character" w:default="1" w:styleId="Fuentedeprrafopredeter">
     <w:name w:val="Default Paragraph Font"/>
     <w:uiPriority w:val="1"/>
+    <w:semiHidden/>
     <w:unhideWhenUsed/>
   </w:style>
   <w:style w:type="table" w:default="1" w:styleId="Tablanormal">
@@ -15928,6 +16381,29 @@
     <w:rPr>
       <w:rFonts w:ascii="Arial" w:hAnsi="Arial"/>
       <w:sz w:val="24"/>
+    </w:rPr>
+  </w:style>
+  <w:style w:type="character" w:styleId="Hipervnculo">
+    <w:name w:val="Hyperlink"/>
+    <w:basedOn w:val="Fuentedeprrafopredeter"/>
+    <w:uiPriority w:val="99"/>
+    <w:unhideWhenUsed/>
+    <w:rsid w:val="00455B9B"/>
+    <w:rPr>
+      <w:color w:val="0000FF" w:themeColor="hyperlink"/>
+      <w:u w:val="single"/>
+    </w:rPr>
+  </w:style>
+  <w:style w:type="character" w:styleId="Mencinsinresolver">
+    <w:name w:val="Unresolved Mention"/>
+    <w:basedOn w:val="Fuentedeprrafopredeter"/>
+    <w:uiPriority w:val="99"/>
+    <w:semiHidden/>
+    <w:unhideWhenUsed/>
+    <w:rsid w:val="00455B9B"/>
+    <w:rPr>
+      <w:color w:val="605E5C"/>
+      <w:shd w:val="clear" w:color="auto" w:fill="E1DFDD"/>
     </w:rPr>
   </w:style>
 </w:styles>
